--- a/sba_application/SUBMISSION_COVER_SHEET_and_TOC.docx
+++ b/sba_application/SUBMISSION_COVER_SHEET_and_TOC.docx
@@ -31,7 +31,7 @@
         <w:t xml:space="preserve">Loan request:  </w:t>
       </w:r>
       <w:r>
-        <w:t>$500,000 SBA 7(a) | Total project: $1,050,000</w:t>
+        <w:t>$500,000 SBA 7(a) | Total project: $750,000</w:t>
       </w:r>
     </w:p>
     <w:p>

--- a/sba_application/SUBMISSION_COVER_SHEET_and_TOC.docx
+++ b/sba_application/SUBMISSION_COVER_SHEET_and_TOC.docx
@@ -31,7 +31,7 @@
         <w:t xml:space="preserve">Loan request:  </w:t>
       </w:r>
       <w:r>
-        <w:t>$500,000 SBA 7(a) | Total project: $750,000</w:t>
+        <w:t>$555,000 SBA 7(a) | Total project: $750,000</w:t>
       </w:r>
     </w:p>
     <w:p>

--- a/sba_application/SUBMISSION_COVER_SHEET_and_TOC.docx
+++ b/sba_application/SUBMISSION_COVER_SHEET_and_TOC.docx
@@ -323,7 +323,7 @@
               <w:rPr>
                 <w:sz w:val="19"/>
               </w:rPr>
-              <w:t>Business Plan (Rev 4.00) + Reconciliation/Break-even memo (drop-ins for Rev 5.00)</w:t>
+              <w:t>Business Plan (Rev 5.00, editable Word - current) + Reconciliation/Break-even memo</w:t>
             </w:r>
           </w:p>
         </w:tc>
@@ -411,7 +411,7 @@
               <w:rPr>
                 <w:sz w:val="19"/>
               </w:rPr>
-              <w:t>Personal Financial Statement (SBA 413) - guidance + completed form</w:t>
+              <w:t>Personal Financial Statement (SBA 413) - guide + pre-fill worksheet</w:t>
             </w:r>
           </w:p>
         </w:tc>
@@ -829,6 +829,36 @@
               <w:rPr>
                 <w:sz w:val="19"/>
               </w:rPr>
+              <w:t>2a. SBA Form 1919 - Borrower Information (pre-fill)</w:t>
+            </w:r>
+          </w:p>
+        </w:tc>
+        <w:tc>
+          <w:tcPr>
+            <w:tcW w:type="dxa" w:w="4896"/>
+          </w:tcPr>
+          <w:p>
+            <w:r/>
+            <w:r>
+              <w:rPr>
+                <w:sz w:val="19"/>
+              </w:rPr>
+              <w:t>01_company_profile/SBA_Form_1919_Borrower_Information_PREFILL.docx</w:t>
+            </w:r>
+          </w:p>
+        </w:tc>
+      </w:tr>
+      <w:tr>
+        <w:tc>
+          <w:tcPr>
+            <w:tcW w:type="dxa" w:w="5184"/>
+          </w:tcPr>
+          <w:p>
+            <w:r/>
+            <w:r>
+              <w:rPr>
+                <w:sz w:val="19"/>
+              </w:rPr>
               <w:t>3. Use of Funds</w:t>
             </w:r>
           </w:p>
@@ -889,7 +919,7 @@
               <w:rPr>
                 <w:sz w:val="19"/>
               </w:rPr>
-              <w:t>4. Business Plan</w:t>
+              <w:t>4. Business Plan (editable Word, current)</w:t>
             </w:r>
           </w:p>
         </w:tc>
@@ -903,7 +933,7 @@
               <w:rPr>
                 <w:sz w:val="19"/>
               </w:rPr>
-              <w:t>03_business_plan/Azalea_SBA_Business_Plan_Rev4.00_2026-06-02.pdf</w:t>
+              <w:t>03_business_plan/Azalea_SBA_Business_Plan_Rev5.00.docx</w:t>
             </w:r>
           </w:p>
         </w:tc>
@@ -1009,7 +1039,7 @@
               <w:rPr>
                 <w:sz w:val="19"/>
               </w:rPr>
-              <w:t>7. Personal Financial Statement (SBA 413) - Geoff Schackmann</w:t>
+              <w:t>7. Personal Financial Statement (SBA 413) - Geoff Schackmann (pre-fill provided)</w:t>
             </w:r>
           </w:p>
         </w:tc>
@@ -1023,7 +1053,7 @@
               <w:rPr>
                 <w:sz w:val="19"/>
               </w:rPr>
-              <w:t>05_personal_financial_statement/</w:t>
+              <w:t>05_personal_financial_statement/SBA_Form_413_PFS_PREFILL_Geoff.docx</w:t>
             </w:r>
           </w:p>
         </w:tc>

--- a/sba_application/SUBMISSION_COVER_SHEET_and_TOC.docx
+++ b/sba_application/SUBMISSION_COVER_SHEET_and_TOC.docx
@@ -20,7 +20,7 @@
           <w:color w:val="606060"/>
           <w:sz w:val="18"/>
         </w:rPr>
-        <w:t>SBA 7(a) Application - Tyler Hospice Hold LLC (dba Azalea Hospice &amp; Palliative Care)</w:t>
+        <w:t>SBA 7(a) Application - Tyler Hospice Hold, LLC (dba Azalea Hospice &amp; Palliative Care)</w:t>
       </w:r>
     </w:p>
     <w:p>
@@ -42,7 +42,7 @@
         <w:t xml:space="preserve">Borrower:  </w:t>
       </w:r>
       <w:r>
-        <w:t>Tyler Hospice Hold LLC (WY) - EIN 41-4966640</w:t>
+        <w:t>Tyler Hospice Hold, LLC (WY) - EIN 41-4966640</w:t>
       </w:r>
     </w:p>
     <w:p>
@@ -1436,7 +1436,7 @@
           <w:color w:val="606060"/>
           <w:sz w:val="16"/>
         </w:rPr>
-        <w:t>Prepared for the SBA 7(a) loan application of Tyler Hospice Hold LLC (dba Azalea Hospice &amp; Palliative Care). Confidential.</w:t>
+        <w:t>Prepared for the SBA 7(a) loan application of Tyler Hospice Hold, LLC (dba Azalea Hospice &amp; Palliative Care). Confidential.</w:t>
       </w:r>
     </w:p>
     <w:sectPr>

--- a/sba_application/SUBMISSION_COVER_SHEET_and_TOC.docx
+++ b/sba_application/SUBMISSION_COVER_SHEET_and_TOC.docx
@@ -31,7 +31,7 @@
         <w:t xml:space="preserve">Loan request:  </w:t>
       </w:r>
       <w:r>
-        <w:t>$555,000 SBA 7(a) | Total project: $750,000</w:t>
+        <w:t>$450,000 SBA 7(a) + $300,000 subordinate bank acquisition loan | Total project: $945,000</w:t>
       </w:r>
     </w:p>
     <w:p>

--- a/sba_application/SUBMISSION_COVER_SHEET_and_TOC.docx
+++ b/sba_application/SUBMISSION_COVER_SHEET_and_TOC.docx
@@ -64,7 +64,7 @@
         <w:t xml:space="preserve">Primary guarantor:  </w:t>
       </w:r>
       <w:r>
-        <w:t>Geoff Schackmann via Adeline &amp; Lilah, LLC (39.9%, sole 20%+ owner)</w:t>
+        <w:t>Geoff Schackmann (direct individual 39.9% owner, sole 20%+ owner)</w:t>
       </w:r>
     </w:p>
     <w:p>
